--- a/Адміністрування обчислювальних комплексів Зроблені ЛР/Лабораторна робота 9 - Матакова А.В. - 409а - Адміністрування обчислювальних комплексів.docx
+++ b/Адміністрування обчислювальних комплексів Зроблені ЛР/Лабораторна робота 9 - Матакова А.В. - 409а - Адміністрування обчислювальних комплексів.docx
@@ -1087,39 +1087,38 @@
           <w:sz w:val="28"/>
           <w:szCs w:val="28"/>
         </w:rPr>
-        <w:t>Мета роботи:</w:t>
-      </w:r>
-      <w:r>
-        <w:rPr>
+        <w:t>Мета роботи</w:t>
+      </w:r>
+      <w:r>
+        <w:rPr>
+          <w:b/>
           <w:i/>
           <w:iCs/>
           <w:sz w:val="28"/>
           <w:szCs w:val="28"/>
         </w:rPr>
+        <w:t>:</w:t>
+      </w:r>
+      <w:r>
+        <w:rPr>
+          <w:i/>
+          <w:iCs/>
+          <w:sz w:val="28"/>
+          <w:szCs w:val="28"/>
+        </w:rPr>
         <w:t xml:space="preserve"> </w:t>
       </w:r>
       <w:r>
         <w:rPr>
           <w:iCs/>
-          <w:color w:val="FF0000"/>
-          <w:sz w:val="28"/>
-          <w:szCs w:val="28"/>
-        </w:rPr>
-        <w:t xml:space="preserve">Набути навички роботи </w:t>
+          <w:sz w:val="28"/>
+          <w:szCs w:val="28"/>
+        </w:rPr>
+        <w:t>Набути практичних навичок створення власного образу Docker</w:t>
       </w:r>
       <w:r>
         <w:rPr>
           <w:iCs/>
-          <w:color w:val="FF0000"/>
-          <w:sz w:val="28"/>
-          <w:szCs w:val="28"/>
-        </w:rPr>
-        <w:t>з інструментом для тестування Selenium Webdriver API</w:t>
-      </w:r>
-      <w:r>
-        <w:rPr>
-          <w:iCs/>
-          <w:color w:val="FF0000"/>
           <w:sz w:val="28"/>
           <w:szCs w:val="28"/>
         </w:rPr>
@@ -1170,6 +1169,8 @@
           <w:szCs w:val="28"/>
         </w:rPr>
       </w:pPr>
+      <w:bookmarkStart w:id="0" w:name="_GoBack"/>
+      <w:bookmarkEnd w:id="0"/>
       <w:r>
         <w:rPr>
           <w:bCs/>
@@ -1177,7 +1178,7 @@
           <w:sz w:val="28"/>
           <w:szCs w:val="28"/>
         </w:rPr>
-        <w:t>Пі</w:t>
+        <w:t xml:space="preserve">Підготувати файл Dockerfile: вказати базовий </w:t>
       </w:r>
       <w:r>
         <w:rPr>
@@ -1186,43 +1187,7 @@
           <w:sz w:val="28"/>
           <w:szCs w:val="28"/>
         </w:rPr>
-        <w:t>дготу</w:t>
-      </w:r>
-      <w:r>
-        <w:rPr>
-          <w:bCs/>
-          <w:iCs/>
-          <w:sz w:val="28"/>
-          <w:szCs w:val="28"/>
-        </w:rPr>
-        <w:t>вати</w:t>
-      </w:r>
-      <w:r>
-        <w:rPr>
-          <w:bCs/>
-          <w:iCs/>
-          <w:sz w:val="28"/>
-          <w:szCs w:val="28"/>
-        </w:rPr>
-        <w:t xml:space="preserve"> файл Dockerfile: вка</w:t>
-      </w:r>
-      <w:r>
-        <w:rPr>
-          <w:bCs/>
-          <w:iCs/>
-          <w:sz w:val="28"/>
-          <w:szCs w:val="28"/>
-        </w:rPr>
-        <w:t>зати</w:t>
-      </w:r>
-      <w:r>
-        <w:rPr>
-          <w:bCs/>
-          <w:iCs/>
-          <w:sz w:val="28"/>
-          <w:szCs w:val="28"/>
-        </w:rPr>
-        <w:t xml:space="preserve"> базовий образ;</w:t>
+        <w:t>образ;</w:t>
       </w:r>
     </w:p>
     <w:p>
@@ -1671,6 +1636,13 @@
           <w:szCs w:val="28"/>
         </w:rPr>
       </w:pPr>
+      <w:r>
+        <w:rPr>
+          <w:sz w:val="28"/>
+          <w:szCs w:val="28"/>
+        </w:rPr>
+        <w:t xml:space="preserve"># Уникнення інтерактивних запитів під час встановлення пакетів </w:t>
+      </w:r>
     </w:p>
     <w:p>
       <w:pPr>
@@ -1691,7 +1663,7 @@
           <w:sz w:val="28"/>
           <w:szCs w:val="28"/>
         </w:rPr>
-        <w:t xml:space="preserve"># Уникнення інтерактивних запитів під час встановлення пакетів </w:t>
+        <w:t>ENV DEBIAN_FRONTEND=noninteractive</w:t>
       </w:r>
     </w:p>
     <w:p>
@@ -1713,7 +1685,7 @@
           <w:sz w:val="28"/>
           <w:szCs w:val="28"/>
         </w:rPr>
-        <w:t>ENV DEBIAN_FRONTEND=noninteractive</w:t>
+        <w:t># Встановлення та налаштування вебсервера Apache2, розгортання сайту</w:t>
       </w:r>
     </w:p>
     <w:p>
@@ -1730,6 +1702,13 @@
           <w:szCs w:val="28"/>
         </w:rPr>
       </w:pPr>
+      <w:r>
+        <w:rPr>
+          <w:sz w:val="28"/>
+          <w:szCs w:val="28"/>
+        </w:rPr>
+        <w:t>RUN apt-get update &amp;&amp; \</w:t>
+      </w:r>
     </w:p>
     <w:p>
       <w:pPr>
@@ -1750,7 +1729,7 @@
           <w:sz w:val="28"/>
           <w:szCs w:val="28"/>
         </w:rPr>
-        <w:t># Встановлення та налаштування вебсервера Apache2, розгортання сайту</w:t>
+        <w:t xml:space="preserve">    apt-get install -y apache2 &amp;&amp; \</w:t>
       </w:r>
     </w:p>
     <w:p>
@@ -1772,7 +1751,7 @@
           <w:sz w:val="28"/>
           <w:szCs w:val="28"/>
         </w:rPr>
-        <w:t>RUN apt-get update &amp;&amp; \</w:t>
+        <w:t xml:space="preserve">    rm -rf /var/lib/apt/lists/*</w:t>
       </w:r>
     </w:p>
     <w:p>
@@ -1794,7 +1773,7 @@
           <w:sz w:val="28"/>
           <w:szCs w:val="28"/>
         </w:rPr>
-        <w:t xml:space="preserve">    apt-get install -y apache2 &amp;&amp; \</w:t>
+        <w:t># Копіювання файлів сайту у робочу директорію Apache2</w:t>
       </w:r>
     </w:p>
     <w:p>
@@ -1816,7 +1795,7 @@
           <w:sz w:val="28"/>
           <w:szCs w:val="28"/>
         </w:rPr>
-        <w:t xml:space="preserve">    rm -rf /var/lib/apt/lists/*</w:t>
+        <w:t>COPY site/index.html /var/www/html/index.html</w:t>
       </w:r>
     </w:p>
     <w:p>
@@ -1833,6 +1812,13 @@
           <w:szCs w:val="28"/>
         </w:rPr>
       </w:pPr>
+      <w:r>
+        <w:rPr>
+          <w:sz w:val="28"/>
+          <w:szCs w:val="28"/>
+        </w:rPr>
+        <w:t>COPY site/style.css /var/www/html/style.css</w:t>
+      </w:r>
     </w:p>
     <w:p>
       <w:pPr>
@@ -1853,7 +1839,7 @@
           <w:sz w:val="28"/>
           <w:szCs w:val="28"/>
         </w:rPr>
-        <w:t># Копіювання файлів сайту у робочу директорію Apache2</w:t>
+        <w:t># Відкриває" порт вебсервера</w:t>
       </w:r>
     </w:p>
     <w:p>
@@ -1875,7 +1861,7 @@
           <w:sz w:val="28"/>
           <w:szCs w:val="28"/>
         </w:rPr>
-        <w:t>COPY site/index.html /var/www/html/index.html</w:t>
+        <w:t>EXPOSE 80</w:t>
       </w:r>
     </w:p>
     <w:p>
@@ -1897,14 +1883,14 @@
           <w:sz w:val="28"/>
           <w:szCs w:val="28"/>
         </w:rPr>
-        <w:t>COPY site/style.css /var/www/html/style.css</w:t>
+        <w:t># Запуск Apache2 у режимі переднього плану (щоб контейнер не завершував роботу)</w:t>
       </w:r>
     </w:p>
     <w:p>
       <w:pPr>
         <w:suppressAutoHyphens w:val="0"/>
         <w:spacing w:line="360" w:lineRule="auto"/>
-        <w:ind w:leftChars="0" w:firstLineChars="0" w:firstLine="709"/>
+        <w:ind w:leftChars="0" w:left="0" w:firstLineChars="0" w:firstLine="709"/>
         <w:jc w:val="both"/>
         <w:textDirection w:val="lrTb"/>
         <w:textAlignment w:val="auto"/>
@@ -1914,107 +1900,12 @@
           <w:szCs w:val="28"/>
         </w:rPr>
       </w:pPr>
-    </w:p>
-    <w:p>
-      <w:pPr>
-        <w:suppressAutoHyphens w:val="0"/>
-        <w:spacing w:line="360" w:lineRule="auto"/>
-        <w:ind w:leftChars="0" w:firstLineChars="0" w:firstLine="709"/>
-        <w:jc w:val="both"/>
-        <w:textDirection w:val="lrTb"/>
-        <w:textAlignment w:val="auto"/>
-        <w:outlineLvl w:val="9"/>
-        <w:rPr>
-          <w:sz w:val="28"/>
-          <w:szCs w:val="28"/>
-        </w:rPr>
-      </w:pPr>
-      <w:r>
-        <w:rPr>
-          <w:sz w:val="28"/>
-          <w:szCs w:val="28"/>
-        </w:rPr>
-        <w:t># Відкриває" порт вебсервера</w:t>
-      </w:r>
-    </w:p>
-    <w:p>
-      <w:pPr>
-        <w:suppressAutoHyphens w:val="0"/>
-        <w:spacing w:line="360" w:lineRule="auto"/>
-        <w:ind w:leftChars="0" w:firstLineChars="0" w:firstLine="709"/>
-        <w:jc w:val="both"/>
-        <w:textDirection w:val="lrTb"/>
-        <w:textAlignment w:val="auto"/>
-        <w:outlineLvl w:val="9"/>
-        <w:rPr>
-          <w:sz w:val="28"/>
-          <w:szCs w:val="28"/>
-        </w:rPr>
-      </w:pPr>
-      <w:r>
-        <w:rPr>
-          <w:sz w:val="28"/>
-          <w:szCs w:val="28"/>
-        </w:rPr>
-        <w:t>EXPOSE 80</w:t>
-      </w:r>
-    </w:p>
-    <w:p>
-      <w:pPr>
-        <w:suppressAutoHyphens w:val="0"/>
-        <w:spacing w:line="360" w:lineRule="auto"/>
-        <w:ind w:leftChars="0" w:firstLineChars="0" w:firstLine="709"/>
-        <w:jc w:val="both"/>
-        <w:textDirection w:val="lrTb"/>
-        <w:textAlignment w:val="auto"/>
-        <w:outlineLvl w:val="9"/>
-        <w:rPr>
-          <w:sz w:val="28"/>
-          <w:szCs w:val="28"/>
-        </w:rPr>
-      </w:pPr>
-    </w:p>
-    <w:p>
-      <w:pPr>
-        <w:suppressAutoHyphens w:val="0"/>
-        <w:spacing w:line="360" w:lineRule="auto"/>
-        <w:ind w:leftChars="0" w:firstLineChars="0" w:firstLine="709"/>
-        <w:jc w:val="both"/>
-        <w:textDirection w:val="lrTb"/>
-        <w:textAlignment w:val="auto"/>
-        <w:outlineLvl w:val="9"/>
-        <w:rPr>
-          <w:sz w:val="28"/>
-          <w:szCs w:val="28"/>
-        </w:rPr>
-      </w:pPr>
-      <w:r>
-        <w:rPr>
-          <w:sz w:val="28"/>
-          <w:szCs w:val="28"/>
-        </w:rPr>
-        <w:t># Запуск Apache2 у режимі переднього плану (щоб контейнер не завершував роботу)</w:t>
-      </w:r>
-    </w:p>
-    <w:p>
-      <w:pPr>
-        <w:suppressAutoHyphens w:val="0"/>
-        <w:spacing w:line="360" w:lineRule="auto"/>
-        <w:ind w:leftChars="0" w:left="0" w:firstLineChars="0" w:firstLine="709"/>
-        <w:jc w:val="both"/>
-        <w:textDirection w:val="lrTb"/>
-        <w:textAlignment w:val="auto"/>
-        <w:outlineLvl w:val="9"/>
-        <w:rPr>
-          <w:sz w:val="28"/>
-          <w:szCs w:val="28"/>
-        </w:rPr>
-      </w:pPr>
-      <w:r>
-        <w:rPr>
-          <w:sz w:val="28"/>
-          <w:szCs w:val="28"/>
-        </w:rPr>
+      <w:r>
+        <w:rPr>
+          <w:sz w:val="28"/>
+          <w:szCs w:val="28"/>
+        </w:rPr>
+        <w:lastRenderedPageBreak/>
         <w:t>CMD ["apachectl", "-D", "FOREGROUND"]</w:t>
       </w:r>
     </w:p>
@@ -2108,9 +1999,10 @@
       </w:pPr>
       <w:r>
         <w:rPr>
-          <w:sz w:val="28"/>
-          <w:szCs w:val="28"/>
-          <w:lang w:val="en-US"/>
+          <w:noProof/>
+          <w:sz w:val="28"/>
+          <w:szCs w:val="28"/>
+          <w:lang w:val="ru-RU"/>
         </w:rPr>
         <w:drawing>
           <wp:inline distT="0" distB="0" distL="0" distR="0" wp14:anchorId="6CE0427E" wp14:editId="0D19A5D9">
@@ -2171,9 +2063,10 @@
       </w:pPr>
       <w:r>
         <w:rPr>
-          <w:sz w:val="28"/>
-          <w:szCs w:val="28"/>
-          <w:lang w:val="en-US"/>
+          <w:noProof/>
+          <w:sz w:val="28"/>
+          <w:szCs w:val="28"/>
+          <w:lang w:val="ru-RU"/>
         </w:rPr>
         <w:drawing>
           <wp:inline distT="0" distB="0" distL="0" distR="0" wp14:anchorId="4EA43CED" wp14:editId="7276EB4C">
@@ -2247,9 +2140,10 @@
       </w:pPr>
       <w:r>
         <w:rPr>
-          <w:sz w:val="28"/>
-          <w:szCs w:val="28"/>
-          <w:lang w:val="en-US"/>
+          <w:noProof/>
+          <w:sz w:val="28"/>
+          <w:szCs w:val="28"/>
+          <w:lang w:val="ru-RU"/>
         </w:rPr>
         <w:lastRenderedPageBreak/>
         <w:drawing>
@@ -2288,8 +2182,6 @@
           </wp:inline>
         </w:drawing>
       </w:r>
-      <w:bookmarkStart w:id="0" w:name="_GoBack"/>
-      <w:bookmarkEnd w:id="0"/>
     </w:p>
     <w:p>
       <w:pPr>
@@ -4505,7 +4397,7 @@
 </file>
 
 <file path=customXml/itemProps2.xml><?xml version="1.0" encoding="utf-8"?>
-<ds:datastoreItem xmlns:ds="http://schemas.openxmlformats.org/officeDocument/2006/customXml" ds:itemID="{0EE820AD-BD3F-4B95-872E-3A35AD7F5939}">
+<ds:datastoreItem xmlns:ds="http://schemas.openxmlformats.org/officeDocument/2006/customXml" ds:itemID="{227646A1-14FE-40B9-9E81-39E3C3C57FE2}">
   <ds:schemaRefs>
     <ds:schemaRef ds:uri="http://schemas.openxmlformats.org/officeDocument/2006/bibliography"/>
   </ds:schemaRefs>

--- a/Адміністрування обчислювальних комплексів Зроблені ЛР/Лабораторна робота 9 - Матакова А.В. - 409а - Адміністрування обчислювальних комплексів.docx
+++ b/Адміністрування обчислювальних комплексів Зроблені ЛР/Лабораторна робота 9 - Матакова А.В. - 409а - Адміністрування обчислювальних комплексів.docx
@@ -1169,8 +1169,6 @@
           <w:szCs w:val="28"/>
         </w:rPr>
       </w:pPr>
-      <w:bookmarkStart w:id="0" w:name="_GoBack"/>
-      <w:bookmarkEnd w:id="0"/>
       <w:r>
         <w:rPr>
           <w:bCs/>
@@ -1513,7 +1511,7 @@
           <w:sz w:val="28"/>
           <w:szCs w:val="28"/>
         </w:rPr>
-        <w:t>У першій лабораторній роботі обрано програмний продукт, а саме застосунок Flo, який використовується для менеджменту репродуктивного здоров’я людей жіночої статі. Посилання на сайт: https://flo.health/uk.</w:t>
+        <w:t>Для виконання роботи підготовлено файл Dockerfile, у якому як базовий образ обрано ubuntu:22.04. Для уникнення інтерактивних запитів під час автоматичного встановлення пакетів встановлено змінну середовища DEBIAN_FRONTEND=noninteractive. У розділі RUN описано оновлення переліку пакетів та встановлення вебсервера Apache2 з подальшим очищенням кешу apt, що зменшує розмір результуючого образу. Далі командами COPY файли сайту index.html та style.css з локальної теки site скопійовано у робочу директорію Apache2 (/var/www/html/). Директивою EXPOSE 80 задекларовано порт, який контейнер використовуватиме для вебсервера, а командою CMD ["apachectl", "-D", "FOREGROUND"] визначено запуск Apache2 у режимі переднього плану, необхідному для того, щоб контейнер не завершував роботу одразу після старту.</w:t>
       </w:r>
     </w:p>
     <w:p>
@@ -1526,75 +1524,37 @@
         <w:textAlignment w:val="auto"/>
         <w:outlineLvl w:val="9"/>
         <w:rPr>
-          <w:sz w:val="28"/>
-          <w:szCs w:val="28"/>
-        </w:rPr>
-      </w:pPr>
-      <w:r>
-        <w:rPr>
-          <w:sz w:val="28"/>
-          <w:szCs w:val="28"/>
-        </w:rPr>
-        <w:t xml:space="preserve">Посилання на код </w:t>
-      </w:r>
-      <w:r>
-        <w:rPr>
-          <w:sz w:val="28"/>
-          <w:szCs w:val="28"/>
-          <w:lang w:val="en-US"/>
-        </w:rPr>
-        <w:t>GitHub</w:t>
-      </w:r>
-      <w:r>
-        <w:rPr>
-          <w:sz w:val="28"/>
-          <w:szCs w:val="28"/>
-          <w:lang w:val="ru-RU"/>
-        </w:rPr>
-        <w:t>:</w:t>
-      </w:r>
-      <w:r>
-        <w:rPr>
-          <w:sz w:val="28"/>
-          <w:szCs w:val="28"/>
-        </w:rPr>
-        <w:t xml:space="preserve"> </w:t>
-      </w:r>
-      <w:hyperlink r:id="rId9" w:history="1">
-        <w:r>
-          <w:rPr>
-            <w:rStyle w:val="af"/>
-            <w:sz w:val="28"/>
-            <w:szCs w:val="28"/>
-          </w:rPr>
-          <w:t>https://github.com/Asya05Tree/Lr7FloAutoTests</w:t>
-        </w:r>
-      </w:hyperlink>
-      <w:r>
-        <w:rPr>
-          <w:sz w:val="28"/>
-          <w:szCs w:val="28"/>
-        </w:rPr>
-        <w:t>.</w:t>
+          <w:b/>
+          <w:i/>
+          <w:sz w:val="28"/>
+          <w:szCs w:val="28"/>
+        </w:rPr>
+      </w:pPr>
+      <w:r>
+        <w:rPr>
+          <w:b/>
+          <w:i/>
+          <w:sz w:val="28"/>
+          <w:szCs w:val="28"/>
+        </w:rPr>
+        <w:t>Лістинг коду Dockerfile для образу з вебсервером Apache2:</w:t>
       </w:r>
     </w:p>
     <w:p>
       <w:pPr>
         <w:suppressAutoHyphens w:val="0"/>
         <w:spacing w:line="360" w:lineRule="auto"/>
-        <w:ind w:leftChars="0" w:firstLineChars="0" w:firstLine="709"/>
+        <w:ind w:leftChars="0" w:firstLineChars="0" w:firstLine="1"/>
         <w:jc w:val="both"/>
         <w:textDirection w:val="lrTb"/>
         <w:textAlignment w:val="auto"/>
         <w:outlineLvl w:val="9"/>
         <w:rPr>
-          <w:sz w:val="28"/>
-          <w:szCs w:val="28"/>
-        </w:rPr>
-      </w:pPr>
-      <w:r>
-        <w:rPr>
-          <w:sz w:val="28"/>
+          <w:szCs w:val="28"/>
+        </w:rPr>
+      </w:pPr>
+      <w:r>
+        <w:rPr>
           <w:szCs w:val="28"/>
         </w:rPr>
         <w:t># Базовий образ</w:t>
@@ -1604,19 +1564,17 @@
       <w:pPr>
         <w:suppressAutoHyphens w:val="0"/>
         <w:spacing w:line="360" w:lineRule="auto"/>
-        <w:ind w:leftChars="0" w:firstLineChars="0" w:firstLine="709"/>
+        <w:ind w:leftChars="0" w:firstLineChars="0" w:firstLine="1"/>
         <w:jc w:val="both"/>
         <w:textDirection w:val="lrTb"/>
         <w:textAlignment w:val="auto"/>
         <w:outlineLvl w:val="9"/>
         <w:rPr>
-          <w:sz w:val="28"/>
-          <w:szCs w:val="28"/>
-        </w:rPr>
-      </w:pPr>
-      <w:r>
-        <w:rPr>
-          <w:sz w:val="28"/>
+          <w:szCs w:val="28"/>
+        </w:rPr>
+      </w:pPr>
+      <w:r>
+        <w:rPr>
           <w:szCs w:val="28"/>
         </w:rPr>
         <w:t>FROM ubuntu:22.04</w:t>
@@ -1626,19 +1584,17 @@
       <w:pPr>
         <w:suppressAutoHyphens w:val="0"/>
         <w:spacing w:line="360" w:lineRule="auto"/>
-        <w:ind w:leftChars="0" w:firstLineChars="0" w:firstLine="709"/>
+        <w:ind w:leftChars="0" w:firstLineChars="0" w:firstLine="1"/>
         <w:jc w:val="both"/>
         <w:textDirection w:val="lrTb"/>
         <w:textAlignment w:val="auto"/>
         <w:outlineLvl w:val="9"/>
         <w:rPr>
-          <w:sz w:val="28"/>
-          <w:szCs w:val="28"/>
-        </w:rPr>
-      </w:pPr>
-      <w:r>
-        <w:rPr>
-          <w:sz w:val="28"/>
+          <w:szCs w:val="28"/>
+        </w:rPr>
+      </w:pPr>
+      <w:r>
+        <w:rPr>
           <w:szCs w:val="28"/>
         </w:rPr>
         <w:t xml:space="preserve"># Уникнення інтерактивних запитів під час встановлення пакетів </w:t>
@@ -1648,19 +1604,17 @@
       <w:pPr>
         <w:suppressAutoHyphens w:val="0"/>
         <w:spacing w:line="360" w:lineRule="auto"/>
-        <w:ind w:leftChars="0" w:firstLineChars="0" w:firstLine="709"/>
+        <w:ind w:leftChars="0" w:firstLineChars="0" w:firstLine="1"/>
         <w:jc w:val="both"/>
         <w:textDirection w:val="lrTb"/>
         <w:textAlignment w:val="auto"/>
         <w:outlineLvl w:val="9"/>
         <w:rPr>
-          <w:sz w:val="28"/>
-          <w:szCs w:val="28"/>
-        </w:rPr>
-      </w:pPr>
-      <w:r>
-        <w:rPr>
-          <w:sz w:val="28"/>
+          <w:szCs w:val="28"/>
+        </w:rPr>
+      </w:pPr>
+      <w:r>
+        <w:rPr>
           <w:szCs w:val="28"/>
         </w:rPr>
         <w:t>ENV DEBIAN_FRONTEND=noninteractive</w:t>
@@ -1670,19 +1624,17 @@
       <w:pPr>
         <w:suppressAutoHyphens w:val="0"/>
         <w:spacing w:line="360" w:lineRule="auto"/>
-        <w:ind w:leftChars="0" w:firstLineChars="0" w:firstLine="709"/>
+        <w:ind w:leftChars="0" w:firstLineChars="0" w:firstLine="1"/>
         <w:jc w:val="both"/>
         <w:textDirection w:val="lrTb"/>
         <w:textAlignment w:val="auto"/>
         <w:outlineLvl w:val="9"/>
         <w:rPr>
-          <w:sz w:val="28"/>
-          <w:szCs w:val="28"/>
-        </w:rPr>
-      </w:pPr>
-      <w:r>
-        <w:rPr>
-          <w:sz w:val="28"/>
+          <w:szCs w:val="28"/>
+        </w:rPr>
+      </w:pPr>
+      <w:r>
+        <w:rPr>
           <w:szCs w:val="28"/>
         </w:rPr>
         <w:t># Встановлення та налаштування вебсервера Apache2, розгортання сайту</w:t>
@@ -1692,19 +1644,17 @@
       <w:pPr>
         <w:suppressAutoHyphens w:val="0"/>
         <w:spacing w:line="360" w:lineRule="auto"/>
-        <w:ind w:leftChars="0" w:firstLineChars="0" w:firstLine="709"/>
+        <w:ind w:leftChars="0" w:firstLineChars="0" w:firstLine="1"/>
         <w:jc w:val="both"/>
         <w:textDirection w:val="lrTb"/>
         <w:textAlignment w:val="auto"/>
         <w:outlineLvl w:val="9"/>
         <w:rPr>
-          <w:sz w:val="28"/>
-          <w:szCs w:val="28"/>
-        </w:rPr>
-      </w:pPr>
-      <w:r>
-        <w:rPr>
-          <w:sz w:val="28"/>
+          <w:szCs w:val="28"/>
+        </w:rPr>
+      </w:pPr>
+      <w:r>
+        <w:rPr>
           <w:szCs w:val="28"/>
         </w:rPr>
         <w:t>RUN apt-get update &amp;&amp; \</w:t>
@@ -1714,19 +1664,17 @@
       <w:pPr>
         <w:suppressAutoHyphens w:val="0"/>
         <w:spacing w:line="360" w:lineRule="auto"/>
-        <w:ind w:leftChars="0" w:firstLineChars="0" w:firstLine="709"/>
+        <w:ind w:leftChars="0" w:firstLineChars="0" w:firstLine="1"/>
         <w:jc w:val="both"/>
         <w:textDirection w:val="lrTb"/>
         <w:textAlignment w:val="auto"/>
         <w:outlineLvl w:val="9"/>
         <w:rPr>
-          <w:sz w:val="28"/>
-          <w:szCs w:val="28"/>
-        </w:rPr>
-      </w:pPr>
-      <w:r>
-        <w:rPr>
-          <w:sz w:val="28"/>
+          <w:szCs w:val="28"/>
+        </w:rPr>
+      </w:pPr>
+      <w:r>
+        <w:rPr>
           <w:szCs w:val="28"/>
         </w:rPr>
         <w:t xml:space="preserve">    apt-get install -y apache2 &amp;&amp; \</w:t>
@@ -1736,19 +1684,17 @@
       <w:pPr>
         <w:suppressAutoHyphens w:val="0"/>
         <w:spacing w:line="360" w:lineRule="auto"/>
-        <w:ind w:leftChars="0" w:firstLineChars="0" w:firstLine="709"/>
+        <w:ind w:leftChars="0" w:firstLineChars="0" w:firstLine="1"/>
         <w:jc w:val="both"/>
         <w:textDirection w:val="lrTb"/>
         <w:textAlignment w:val="auto"/>
         <w:outlineLvl w:val="9"/>
         <w:rPr>
-          <w:sz w:val="28"/>
-          <w:szCs w:val="28"/>
-        </w:rPr>
-      </w:pPr>
-      <w:r>
-        <w:rPr>
-          <w:sz w:val="28"/>
+          <w:szCs w:val="28"/>
+        </w:rPr>
+      </w:pPr>
+      <w:r>
+        <w:rPr>
           <w:szCs w:val="28"/>
         </w:rPr>
         <w:t xml:space="preserve">    rm -rf /var/lib/apt/lists/*</w:t>
@@ -1758,21 +1704,20 @@
       <w:pPr>
         <w:suppressAutoHyphens w:val="0"/>
         <w:spacing w:line="360" w:lineRule="auto"/>
-        <w:ind w:leftChars="0" w:firstLineChars="0" w:firstLine="709"/>
+        <w:ind w:leftChars="0" w:firstLineChars="0" w:firstLine="1"/>
         <w:jc w:val="both"/>
         <w:textDirection w:val="lrTb"/>
         <w:textAlignment w:val="auto"/>
         <w:outlineLvl w:val="9"/>
         <w:rPr>
-          <w:sz w:val="28"/>
-          <w:szCs w:val="28"/>
-        </w:rPr>
-      </w:pPr>
-      <w:r>
-        <w:rPr>
-          <w:sz w:val="28"/>
-          <w:szCs w:val="28"/>
-        </w:rPr>
+          <w:szCs w:val="28"/>
+        </w:rPr>
+      </w:pPr>
+      <w:r>
+        <w:rPr>
+          <w:szCs w:val="28"/>
+        </w:rPr>
+        <w:lastRenderedPageBreak/>
         <w:t># Копіювання файлів сайту у робочу директорію Apache2</w:t>
       </w:r>
     </w:p>
@@ -1780,19 +1725,17 @@
       <w:pPr>
         <w:suppressAutoHyphens w:val="0"/>
         <w:spacing w:line="360" w:lineRule="auto"/>
-        <w:ind w:leftChars="0" w:firstLineChars="0" w:firstLine="709"/>
+        <w:ind w:leftChars="0" w:firstLineChars="0" w:firstLine="1"/>
         <w:jc w:val="both"/>
         <w:textDirection w:val="lrTb"/>
         <w:textAlignment w:val="auto"/>
         <w:outlineLvl w:val="9"/>
         <w:rPr>
-          <w:sz w:val="28"/>
-          <w:szCs w:val="28"/>
-        </w:rPr>
-      </w:pPr>
-      <w:r>
-        <w:rPr>
-          <w:sz w:val="28"/>
+          <w:szCs w:val="28"/>
+        </w:rPr>
+      </w:pPr>
+      <w:r>
+        <w:rPr>
           <w:szCs w:val="28"/>
         </w:rPr>
         <w:t>COPY site/index.html /var/www/html/index.html</w:t>
@@ -1802,19 +1745,17 @@
       <w:pPr>
         <w:suppressAutoHyphens w:val="0"/>
         <w:spacing w:line="360" w:lineRule="auto"/>
-        <w:ind w:leftChars="0" w:firstLineChars="0" w:firstLine="709"/>
+        <w:ind w:leftChars="0" w:firstLineChars="0" w:firstLine="1"/>
         <w:jc w:val="both"/>
         <w:textDirection w:val="lrTb"/>
         <w:textAlignment w:val="auto"/>
         <w:outlineLvl w:val="9"/>
         <w:rPr>
-          <w:sz w:val="28"/>
-          <w:szCs w:val="28"/>
-        </w:rPr>
-      </w:pPr>
-      <w:r>
-        <w:rPr>
-          <w:sz w:val="28"/>
+          <w:szCs w:val="28"/>
+        </w:rPr>
+      </w:pPr>
+      <w:r>
+        <w:rPr>
           <w:szCs w:val="28"/>
         </w:rPr>
         <w:t>COPY site/style.css /var/www/html/style.css</w:t>
@@ -1824,19 +1765,17 @@
       <w:pPr>
         <w:suppressAutoHyphens w:val="0"/>
         <w:spacing w:line="360" w:lineRule="auto"/>
-        <w:ind w:leftChars="0" w:firstLineChars="0" w:firstLine="709"/>
+        <w:ind w:leftChars="0" w:firstLineChars="0" w:firstLine="1"/>
         <w:jc w:val="both"/>
         <w:textDirection w:val="lrTb"/>
         <w:textAlignment w:val="auto"/>
         <w:outlineLvl w:val="9"/>
         <w:rPr>
-          <w:sz w:val="28"/>
-          <w:szCs w:val="28"/>
-        </w:rPr>
-      </w:pPr>
-      <w:r>
-        <w:rPr>
-          <w:sz w:val="28"/>
+          <w:szCs w:val="28"/>
+        </w:rPr>
+      </w:pPr>
+      <w:r>
+        <w:rPr>
           <w:szCs w:val="28"/>
         </w:rPr>
         <w:t># Відкриває" порт вебсервера</w:t>
@@ -1846,19 +1785,17 @@
       <w:pPr>
         <w:suppressAutoHyphens w:val="0"/>
         <w:spacing w:line="360" w:lineRule="auto"/>
-        <w:ind w:leftChars="0" w:firstLineChars="0" w:firstLine="709"/>
+        <w:ind w:leftChars="0" w:firstLineChars="0" w:firstLine="1"/>
         <w:jc w:val="both"/>
         <w:textDirection w:val="lrTb"/>
         <w:textAlignment w:val="auto"/>
         <w:outlineLvl w:val="9"/>
         <w:rPr>
-          <w:sz w:val="28"/>
-          <w:szCs w:val="28"/>
-        </w:rPr>
-      </w:pPr>
-      <w:r>
-        <w:rPr>
-          <w:sz w:val="28"/>
+          <w:szCs w:val="28"/>
+        </w:rPr>
+      </w:pPr>
+      <w:r>
+        <w:rPr>
           <w:szCs w:val="28"/>
         </w:rPr>
         <w:t>EXPOSE 80</w:t>
@@ -1868,19 +1805,17 @@
       <w:pPr>
         <w:suppressAutoHyphens w:val="0"/>
         <w:spacing w:line="360" w:lineRule="auto"/>
-        <w:ind w:leftChars="0" w:firstLineChars="0" w:firstLine="709"/>
+        <w:ind w:leftChars="0" w:firstLineChars="0" w:firstLine="1"/>
         <w:jc w:val="both"/>
         <w:textDirection w:val="lrTb"/>
         <w:textAlignment w:val="auto"/>
         <w:outlineLvl w:val="9"/>
         <w:rPr>
-          <w:sz w:val="28"/>
-          <w:szCs w:val="28"/>
-        </w:rPr>
-      </w:pPr>
-      <w:r>
-        <w:rPr>
-          <w:sz w:val="28"/>
+          <w:szCs w:val="28"/>
+        </w:rPr>
+      </w:pPr>
+      <w:r>
+        <w:rPr>
           <w:szCs w:val="28"/>
         </w:rPr>
         <w:t># Запуск Apache2 у режимі переднього плану (щоб контейнер не завершував роботу)</w:t>
@@ -1890,27 +1825,25 @@
       <w:pPr>
         <w:suppressAutoHyphens w:val="0"/>
         <w:spacing w:line="360" w:lineRule="auto"/>
-        <w:ind w:leftChars="0" w:left="0" w:firstLineChars="0" w:firstLine="709"/>
+        <w:ind w:leftChars="0" w:left="0" w:firstLineChars="0" w:firstLine="1"/>
         <w:jc w:val="both"/>
         <w:textDirection w:val="lrTb"/>
         <w:textAlignment w:val="auto"/>
         <w:outlineLvl w:val="9"/>
         <w:rPr>
-          <w:sz w:val="28"/>
-          <w:szCs w:val="28"/>
-        </w:rPr>
-      </w:pPr>
-      <w:r>
-        <w:rPr>
-          <w:sz w:val="28"/>
-          <w:szCs w:val="28"/>
-        </w:rPr>
-        <w:lastRenderedPageBreak/>
+          <w:szCs w:val="28"/>
+        </w:rPr>
+      </w:pPr>
+      <w:r>
+        <w:rPr>
+          <w:szCs w:val="28"/>
+        </w:rPr>
         <w:t>CMD ["apachectl", "-D", "FOREGROUND"]</w:t>
       </w:r>
     </w:p>
     <w:p>
       <w:pPr>
+        <w:pStyle w:val="ad"/>
         <w:suppressAutoHyphens w:val="0"/>
         <w:spacing w:line="360" w:lineRule="auto"/>
         <w:ind w:leftChars="0" w:left="0" w:firstLineChars="0" w:firstLine="709"/>
@@ -1923,29 +1856,291 @@
           <w:szCs w:val="28"/>
         </w:rPr>
       </w:pPr>
-    </w:p>
-    <w:p>
-      <w:pPr>
-        <w:suppressAutoHyphens w:val="0"/>
-        <w:spacing w:line="360" w:lineRule="auto"/>
-        <w:ind w:leftChars="0" w:left="0" w:firstLineChars="0" w:firstLine="709"/>
-        <w:jc w:val="both"/>
-        <w:textDirection w:val="lrTb"/>
-        <w:textAlignment w:val="auto"/>
-        <w:outlineLvl w:val="9"/>
-        <w:rPr>
-          <w:sz w:val="28"/>
-          <w:szCs w:val="28"/>
-          <w:lang w:val="ru-RU"/>
-        </w:rPr>
-      </w:pPr>
-      <w:r>
-        <w:rPr>
-          <w:sz w:val="28"/>
-          <w:szCs w:val="28"/>
-          <w:lang w:val="ru-RU"/>
-        </w:rPr>
-        <w:t xml:space="preserve">Команди </w:t>
+      <w:r>
+        <w:rPr>
+          <w:sz w:val="28"/>
+          <w:szCs w:val="28"/>
+        </w:rPr>
+        <w:t xml:space="preserve">На основі підготовленого </w:t>
+      </w:r>
+      <w:r>
+        <w:rPr>
+          <w:sz w:val="28"/>
+          <w:szCs w:val="28"/>
+          <w:lang w:val="en-US"/>
+        </w:rPr>
+        <w:t>Dockerfile</w:t>
+      </w:r>
+      <w:r>
+        <w:rPr>
+          <w:sz w:val="28"/>
+          <w:szCs w:val="28"/>
+        </w:rPr>
+        <w:t xml:space="preserve"> побудовано образ командою </w:t>
+      </w:r>
+      <w:r>
+        <w:rPr>
+          <w:sz w:val="28"/>
+          <w:szCs w:val="28"/>
+          <w:lang w:val="en-US"/>
+        </w:rPr>
+        <w:t>docker</w:t>
+      </w:r>
+      <w:r>
+        <w:rPr>
+          <w:sz w:val="28"/>
+          <w:szCs w:val="28"/>
+        </w:rPr>
+        <w:t xml:space="preserve"> </w:t>
+      </w:r>
+      <w:r>
+        <w:rPr>
+          <w:sz w:val="28"/>
+          <w:szCs w:val="28"/>
+          <w:lang w:val="en-US"/>
+        </w:rPr>
+        <w:t>build</w:t>
+      </w:r>
+      <w:r>
+        <w:rPr>
+          <w:sz w:val="28"/>
+          <w:szCs w:val="28"/>
+        </w:rPr>
+        <w:t xml:space="preserve"> -</w:t>
+      </w:r>
+      <w:r>
+        <w:rPr>
+          <w:sz w:val="28"/>
+          <w:szCs w:val="28"/>
+          <w:lang w:val="en-US"/>
+        </w:rPr>
+        <w:t>t</w:t>
+      </w:r>
+      <w:r>
+        <w:rPr>
+          <w:sz w:val="28"/>
+          <w:szCs w:val="28"/>
+        </w:rPr>
+        <w:t xml:space="preserve"> </w:t>
+      </w:r>
+      <w:r>
+        <w:rPr>
+          <w:sz w:val="28"/>
+          <w:szCs w:val="28"/>
+          <w:lang w:val="en-US"/>
+        </w:rPr>
+        <w:t>lr</w:t>
+      </w:r>
+      <w:r>
+        <w:rPr>
+          <w:sz w:val="28"/>
+          <w:szCs w:val="28"/>
+        </w:rPr>
+        <w:t>9-</w:t>
+      </w:r>
+      <w:r>
+        <w:rPr>
+          <w:sz w:val="28"/>
+          <w:szCs w:val="28"/>
+          <w:lang w:val="en-US"/>
+        </w:rPr>
+        <w:t>website</w:t>
+      </w:r>
+      <w:r>
+        <w:rPr>
+          <w:sz w:val="28"/>
+          <w:szCs w:val="28"/>
+        </w:rPr>
+        <w:t xml:space="preserve"> ., у результаті чого </w:t>
+      </w:r>
+      <w:r>
+        <w:rPr>
+          <w:sz w:val="28"/>
+          <w:szCs w:val="28"/>
+          <w:lang w:val="en-US"/>
+        </w:rPr>
+        <w:t>Docker</w:t>
+      </w:r>
+      <w:r>
+        <w:rPr>
+          <w:sz w:val="28"/>
+          <w:szCs w:val="28"/>
+        </w:rPr>
+        <w:t xml:space="preserve"> послідовно виконав усі інструкції файлу та створив локальний образ з тегом </w:t>
+      </w:r>
+      <w:r>
+        <w:rPr>
+          <w:sz w:val="28"/>
+          <w:szCs w:val="28"/>
+          <w:lang w:val="en-US"/>
+        </w:rPr>
+        <w:t>lr</w:t>
+      </w:r>
+      <w:r>
+        <w:rPr>
+          <w:sz w:val="28"/>
+          <w:szCs w:val="28"/>
+        </w:rPr>
+        <w:t>9-</w:t>
+      </w:r>
+      <w:r>
+        <w:rPr>
+          <w:sz w:val="28"/>
+          <w:szCs w:val="28"/>
+          <w:lang w:val="en-US"/>
+        </w:rPr>
+        <w:t>website</w:t>
+      </w:r>
+      <w:r>
+        <w:rPr>
+          <w:sz w:val="28"/>
+          <w:szCs w:val="28"/>
+        </w:rPr>
+        <w:t xml:space="preserve">. Під час спроби створити на його основі контейнер командою </w:t>
+      </w:r>
+      <w:r>
+        <w:rPr>
+          <w:sz w:val="28"/>
+          <w:szCs w:val="28"/>
+          <w:lang w:val="en-US"/>
+        </w:rPr>
+        <w:t>docker</w:t>
+      </w:r>
+      <w:r>
+        <w:rPr>
+          <w:sz w:val="28"/>
+          <w:szCs w:val="28"/>
+        </w:rPr>
+        <w:t xml:space="preserve"> </w:t>
+      </w:r>
+      <w:r>
+        <w:rPr>
+          <w:sz w:val="28"/>
+          <w:szCs w:val="28"/>
+          <w:lang w:val="en-US"/>
+        </w:rPr>
+        <w:t>run</w:t>
+      </w:r>
+      <w:r>
+        <w:rPr>
+          <w:sz w:val="28"/>
+          <w:szCs w:val="28"/>
+        </w:rPr>
+        <w:t xml:space="preserve"> -</w:t>
+      </w:r>
+      <w:r>
+        <w:rPr>
+          <w:sz w:val="28"/>
+          <w:szCs w:val="28"/>
+          <w:lang w:val="en-US"/>
+        </w:rPr>
+        <w:t>d</w:t>
+      </w:r>
+      <w:r>
+        <w:rPr>
+          <w:sz w:val="28"/>
+          <w:szCs w:val="28"/>
+        </w:rPr>
+        <w:t xml:space="preserve"> --</w:t>
+      </w:r>
+      <w:r>
+        <w:rPr>
+          <w:sz w:val="28"/>
+          <w:szCs w:val="28"/>
+          <w:lang w:val="en-US"/>
+        </w:rPr>
+        <w:t>name</w:t>
+      </w:r>
+      <w:r>
+        <w:rPr>
+          <w:sz w:val="28"/>
+          <w:szCs w:val="28"/>
+        </w:rPr>
+        <w:t xml:space="preserve"> </w:t>
+      </w:r>
+      <w:r>
+        <w:rPr>
+          <w:sz w:val="28"/>
+          <w:szCs w:val="28"/>
+          <w:lang w:val="en-US"/>
+        </w:rPr>
+        <w:t>lr</w:t>
+      </w:r>
+      <w:r>
+        <w:rPr>
+          <w:sz w:val="28"/>
+          <w:szCs w:val="28"/>
+        </w:rPr>
+        <w:t>9-</w:t>
+      </w:r>
+      <w:r>
+        <w:rPr>
+          <w:sz w:val="28"/>
+          <w:szCs w:val="28"/>
+          <w:lang w:val="en-US"/>
+        </w:rPr>
+        <w:t>container</w:t>
+      </w:r>
+      <w:r>
+        <w:rPr>
+          <w:sz w:val="28"/>
+          <w:szCs w:val="28"/>
+        </w:rPr>
+        <w:t xml:space="preserve"> -</w:t>
+      </w:r>
+      <w:r>
+        <w:rPr>
+          <w:sz w:val="28"/>
+          <w:szCs w:val="28"/>
+          <w:lang w:val="en-US"/>
+        </w:rPr>
+        <w:t>p</w:t>
+      </w:r>
+      <w:r>
+        <w:rPr>
+          <w:sz w:val="28"/>
+          <w:szCs w:val="28"/>
+        </w:rPr>
+        <w:t xml:space="preserve"> 8091:80 </w:t>
+      </w:r>
+      <w:r>
+        <w:rPr>
+          <w:sz w:val="28"/>
+          <w:szCs w:val="28"/>
+          <w:lang w:val="en-US"/>
+        </w:rPr>
+        <w:t>lr</w:t>
+      </w:r>
+      <w:r>
+        <w:rPr>
+          <w:sz w:val="28"/>
+          <w:szCs w:val="28"/>
+        </w:rPr>
+        <w:t>9-</w:t>
+      </w:r>
+      <w:r>
+        <w:rPr>
+          <w:sz w:val="28"/>
+          <w:szCs w:val="28"/>
+          <w:lang w:val="en-US"/>
+        </w:rPr>
+        <w:t>website</w:t>
+      </w:r>
+      <w:r>
+        <w:rPr>
+          <w:sz w:val="28"/>
+          <w:szCs w:val="28"/>
+        </w:rPr>
+        <w:t xml:space="preserve"> виникла помилка конфлікту імен</w:t>
+      </w:r>
+      <w:bookmarkStart w:id="0" w:name="_GoBack"/>
+      <w:bookmarkEnd w:id="0"/>
+      <w:r>
+        <w:rPr>
+          <w:sz w:val="28"/>
+          <w:szCs w:val="28"/>
+        </w:rPr>
+        <w:t>, оскільки контейнер із такою назвою вже було створено раніше в межах цієї ж роботи.</w:t>
       </w:r>
     </w:p>
     <w:p>
@@ -1970,11 +2165,46 @@
       </w:pPr>
       <w:r>
         <w:rPr>
-          <w:sz w:val="28"/>
-          <w:szCs w:val="28"/>
-          <w:lang w:val="en-US"/>
-        </w:rPr>
-        <w:t>docker build -t lr9-website .</w:t>
+          <w:noProof/>
+          <w:sz w:val="28"/>
+          <w:szCs w:val="28"/>
+          <w:lang w:val="ru-RU"/>
+        </w:rPr>
+        <w:drawing>
+          <wp:inline distT="0" distB="0" distL="0" distR="0" wp14:anchorId="6CE0427E" wp14:editId="0D19A5D9">
+            <wp:extent cx="6299835" cy="1763395"/>
+            <wp:effectExtent l="0" t="0" r="5715" b="8255"/>
+            <wp:docPr id="1" name="Рисунок 1"/>
+            <wp:cNvGraphicFramePr>
+              <a:graphicFrameLocks xmlns:a="http://schemas.openxmlformats.org/drawingml/2006/main" noChangeAspect="1"/>
+            </wp:cNvGraphicFramePr>
+            <a:graphic xmlns:a="http://schemas.openxmlformats.org/drawingml/2006/main">
+              <a:graphicData uri="http://schemas.openxmlformats.org/drawingml/2006/picture">
+                <pic:pic xmlns:pic="http://schemas.openxmlformats.org/drawingml/2006/picture">
+                  <pic:nvPicPr>
+                    <pic:cNvPr id="1" name=""/>
+                    <pic:cNvPicPr/>
+                  </pic:nvPicPr>
+                  <pic:blipFill>
+                    <a:blip r:embed="rId9"/>
+                    <a:stretch>
+                      <a:fillRect/>
+                    </a:stretch>
+                  </pic:blipFill>
+                  <pic:spPr>
+                    <a:xfrm>
+                      <a:off x="0" y="0"/>
+                      <a:ext cx="6299835" cy="1763395"/>
+                    </a:xfrm>
+                    <a:prstGeom prst="rect">
+                      <a:avLst/>
+                    </a:prstGeom>
+                  </pic:spPr>
+                </pic:pic>
+              </a:graphicData>
+            </a:graphic>
+          </wp:inline>
+        </w:drawing>
       </w:r>
     </w:p>
     <w:p>
@@ -2005,10 +2235,10 @@
           <w:lang w:val="ru-RU"/>
         </w:rPr>
         <w:drawing>
-          <wp:inline distT="0" distB="0" distL="0" distR="0" wp14:anchorId="6CE0427E" wp14:editId="0D19A5D9">
-            <wp:extent cx="6299835" cy="1763395"/>
-            <wp:effectExtent l="0" t="0" r="5715" b="8255"/>
-            <wp:docPr id="1" name="Рисунок 1"/>
+          <wp:inline distT="0" distB="0" distL="0" distR="0" wp14:anchorId="4EA43CED" wp14:editId="7276EB4C">
+            <wp:extent cx="6299835" cy="3338830"/>
+            <wp:effectExtent l="0" t="0" r="5715" b="0"/>
+            <wp:docPr id="2" name="Рисунок 2"/>
             <wp:cNvGraphicFramePr>
               <a:graphicFrameLocks xmlns:a="http://schemas.openxmlformats.org/drawingml/2006/main" noChangeAspect="1"/>
             </wp:cNvGraphicFramePr>
@@ -2028,7 +2258,7 @@
                   <pic:spPr>
                     <a:xfrm>
                       <a:off x="0" y="0"/>
-                      <a:ext cx="6299835" cy="1763395"/>
+                      <a:ext cx="6299835" cy="3338830"/>
                     </a:xfrm>
                     <a:prstGeom prst="rect">
                       <a:avLst/>
@@ -2044,13 +2274,9 @@
     <w:p>
       <w:pPr>
         <w:pStyle w:val="ad"/>
-        <w:numPr>
-          <w:ilvl w:val="0"/>
-          <w:numId w:val="3"/>
-        </w:numPr>
         <w:suppressAutoHyphens w:val="0"/>
         <w:spacing w:line="360" w:lineRule="auto"/>
-        <w:ind w:leftChars="0" w:firstLineChars="0"/>
+        <w:ind w:leftChars="0" w:left="1069" w:firstLineChars="0" w:firstLine="0"/>
         <w:jc w:val="both"/>
         <w:textDirection w:val="lrTb"/>
         <w:textAlignment w:val="auto"/>
@@ -2061,6 +2287,23 @@
           <w:lang w:val="en-US"/>
         </w:rPr>
       </w:pPr>
+    </w:p>
+    <w:p>
+      <w:pPr>
+        <w:pStyle w:val="ad"/>
+        <w:suppressAutoHyphens w:val="0"/>
+        <w:spacing w:line="360" w:lineRule="auto"/>
+        <w:ind w:leftChars="0" w:left="1069" w:firstLineChars="0" w:firstLine="0"/>
+        <w:jc w:val="both"/>
+        <w:textDirection w:val="lrTb"/>
+        <w:textAlignment w:val="auto"/>
+        <w:outlineLvl w:val="9"/>
+        <w:rPr>
+          <w:sz w:val="28"/>
+          <w:szCs w:val="28"/>
+          <w:lang w:val="en-US"/>
+        </w:rPr>
+      </w:pPr>
       <w:r>
         <w:rPr>
           <w:noProof/>
@@ -2068,11 +2311,12 @@
           <w:szCs w:val="28"/>
           <w:lang w:val="ru-RU"/>
         </w:rPr>
+        <w:lastRenderedPageBreak/>
         <w:drawing>
-          <wp:inline distT="0" distB="0" distL="0" distR="0" wp14:anchorId="4EA43CED" wp14:editId="7276EB4C">
-            <wp:extent cx="6299835" cy="3338830"/>
+          <wp:inline distT="0" distB="0" distL="0" distR="0" wp14:anchorId="56F5832C" wp14:editId="7DF358D8">
+            <wp:extent cx="6299835" cy="2632710"/>
             <wp:effectExtent l="0" t="0" r="5715" b="0"/>
-            <wp:docPr id="2" name="Рисунок 2"/>
+            <wp:docPr id="3" name="Рисунок 3"/>
             <wp:cNvGraphicFramePr>
               <a:graphicFrameLocks xmlns:a="http://schemas.openxmlformats.org/drawingml/2006/main" noChangeAspect="1"/>
             </wp:cNvGraphicFramePr>
@@ -2092,84 +2336,6 @@
                   <pic:spPr>
                     <a:xfrm>
                       <a:off x="0" y="0"/>
-                      <a:ext cx="6299835" cy="3338830"/>
-                    </a:xfrm>
-                    <a:prstGeom prst="rect">
-                      <a:avLst/>
-                    </a:prstGeom>
-                  </pic:spPr>
-                </pic:pic>
-              </a:graphicData>
-            </a:graphic>
-          </wp:inline>
-        </w:drawing>
-      </w:r>
-    </w:p>
-    <w:p>
-      <w:pPr>
-        <w:pStyle w:val="ad"/>
-        <w:suppressAutoHyphens w:val="0"/>
-        <w:spacing w:line="360" w:lineRule="auto"/>
-        <w:ind w:leftChars="0" w:left="1069" w:firstLineChars="0" w:firstLine="0"/>
-        <w:jc w:val="both"/>
-        <w:textDirection w:val="lrTb"/>
-        <w:textAlignment w:val="auto"/>
-        <w:outlineLvl w:val="9"/>
-        <w:rPr>
-          <w:sz w:val="28"/>
-          <w:szCs w:val="28"/>
-          <w:lang w:val="en-US"/>
-        </w:rPr>
-      </w:pPr>
-    </w:p>
-    <w:p>
-      <w:pPr>
-        <w:pStyle w:val="ad"/>
-        <w:suppressAutoHyphens w:val="0"/>
-        <w:spacing w:line="360" w:lineRule="auto"/>
-        <w:ind w:leftChars="0" w:left="1069" w:firstLineChars="0" w:firstLine="0"/>
-        <w:jc w:val="both"/>
-        <w:textDirection w:val="lrTb"/>
-        <w:textAlignment w:val="auto"/>
-        <w:outlineLvl w:val="9"/>
-        <w:rPr>
-          <w:sz w:val="28"/>
-          <w:szCs w:val="28"/>
-          <w:lang w:val="en-US"/>
-        </w:rPr>
-      </w:pPr>
-      <w:r>
-        <w:rPr>
-          <w:noProof/>
-          <w:sz w:val="28"/>
-          <w:szCs w:val="28"/>
-          <w:lang w:val="ru-RU"/>
-        </w:rPr>
-        <w:lastRenderedPageBreak/>
-        <w:drawing>
-          <wp:inline distT="0" distB="0" distL="0" distR="0" wp14:anchorId="56F5832C" wp14:editId="7DF358D8">
-            <wp:extent cx="6299835" cy="2632710"/>
-            <wp:effectExtent l="0" t="0" r="5715" b="0"/>
-            <wp:docPr id="3" name="Рисунок 3"/>
-            <wp:cNvGraphicFramePr>
-              <a:graphicFrameLocks xmlns:a="http://schemas.openxmlformats.org/drawingml/2006/main" noChangeAspect="1"/>
-            </wp:cNvGraphicFramePr>
-            <a:graphic xmlns:a="http://schemas.openxmlformats.org/drawingml/2006/main">
-              <a:graphicData uri="http://schemas.openxmlformats.org/drawingml/2006/picture">
-                <pic:pic xmlns:pic="http://schemas.openxmlformats.org/drawingml/2006/picture">
-                  <pic:nvPicPr>
-                    <pic:cNvPr id="1" name=""/>
-                    <pic:cNvPicPr/>
-                  </pic:nvPicPr>
-                  <pic:blipFill>
-                    <a:blip r:embed="rId12"/>
-                    <a:stretch>
-                      <a:fillRect/>
-                    </a:stretch>
-                  </pic:blipFill>
-                  <pic:spPr>
-                    <a:xfrm>
-                      <a:off x="0" y="0"/>
                       <a:ext cx="6299835" cy="2632710"/>
                     </a:xfrm>
                     <a:prstGeom prst="rect">
@@ -2698,7 +2864,7 @@
       </w:pPr>
     </w:p>
     <w:sectPr>
-      <w:footerReference w:type="even" r:id="rId13"/>
+      <w:footerReference w:type="even" r:id="rId12"/>
       <w:pgSz w:w="11906" w:h="16838"/>
       <w:pgMar w:top="1134" w:right="567" w:bottom="1134" w:left="1418" w:header="709" w:footer="709" w:gutter="0"/>
       <w:pgNumType w:start="1"/>
@@ -4397,7 +4563,7 @@
 </file>
 
 <file path=customXml/itemProps2.xml><?xml version="1.0" encoding="utf-8"?>
-<ds:datastoreItem xmlns:ds="http://schemas.openxmlformats.org/officeDocument/2006/customXml" ds:itemID="{227646A1-14FE-40B9-9E81-39E3C3C57FE2}">
+<ds:datastoreItem xmlns:ds="http://schemas.openxmlformats.org/officeDocument/2006/customXml" ds:itemID="{77F170DF-641A-486A-8934-BCF2A3908EED}">
   <ds:schemaRefs>
     <ds:schemaRef ds:uri="http://schemas.openxmlformats.org/officeDocument/2006/bibliography"/>
   </ds:schemaRefs>

--- a/Адміністрування обчислювальних комплексів Зроблені ЛР/Лабораторна робота 9 - Матакова А.В. - 409а - Адміністрування обчислювальних комплексів.docx
+++ b/Адміністрування обчислювальних комплексів Зроблені ЛР/Лабораторна робота 9 - Матакова А.В. - 409а - Адміністрування обчислювальних комплексів.docx
@@ -2131,29 +2131,16 @@
           <w:sz w:val="28"/>
           <w:szCs w:val="28"/>
         </w:rPr>
-        <w:t xml:space="preserve"> виникла помилка конфлікту імен</w:t>
-      </w:r>
-      <w:bookmarkStart w:id="0" w:name="_GoBack"/>
-      <w:bookmarkEnd w:id="0"/>
-      <w:r>
-        <w:rPr>
-          <w:sz w:val="28"/>
-          <w:szCs w:val="28"/>
-        </w:rPr>
-        <w:t>, оскільки контейнер із такою назвою вже було створено раніше в межах цієї ж роботи.</w:t>
+        <w:t xml:space="preserve"> виникла помилка конфлікту імен, оскільки контейнер із такою назвою вже було створено раніше в межах цієї ж роботи.</w:t>
       </w:r>
     </w:p>
     <w:p>
       <w:pPr>
         <w:pStyle w:val="ad"/>
-        <w:numPr>
-          <w:ilvl w:val="0"/>
-          <w:numId w:val="3"/>
-        </w:numPr>
         <w:suppressAutoHyphens w:val="0"/>
         <w:spacing w:line="360" w:lineRule="auto"/>
-        <w:ind w:leftChars="0" w:firstLineChars="0"/>
-        <w:jc w:val="both"/>
+        <w:ind w:leftChars="0" w:left="0" w:firstLineChars="0" w:firstLine="0"/>
+        <w:jc w:val="center"/>
         <w:textDirection w:val="lrTb"/>
         <w:textAlignment w:val="auto"/>
         <w:outlineLvl w:val="9"/>
@@ -2171,9 +2158,9 @@
           <w:lang w:val="ru-RU"/>
         </w:rPr>
         <w:drawing>
-          <wp:inline distT="0" distB="0" distL="0" distR="0" wp14:anchorId="6CE0427E" wp14:editId="0D19A5D9">
-            <wp:extent cx="6299835" cy="1763395"/>
-            <wp:effectExtent l="0" t="0" r="5715" b="8255"/>
+          <wp:inline distT="0" distB="0" distL="0" distR="0" wp14:anchorId="6CE0427E" wp14:editId="3BF9ACFA">
+            <wp:extent cx="6117147" cy="1712258"/>
+            <wp:effectExtent l="0" t="0" r="0" b="2540"/>
             <wp:docPr id="1" name="Рисунок 1"/>
             <wp:cNvGraphicFramePr>
               <a:graphicFrameLocks xmlns:a="http://schemas.openxmlformats.org/drawingml/2006/main" noChangeAspect="1"/>
@@ -2194,7 +2181,7 @@
                   <pic:spPr>
                     <a:xfrm>
                       <a:off x="0" y="0"/>
-                      <a:ext cx="6299835" cy="1763395"/>
+                      <a:ext cx="6194378" cy="1733876"/>
                     </a:xfrm>
                     <a:prstGeom prst="rect">
                       <a:avLst/>
@@ -2210,13 +2197,48 @@
     <w:p>
       <w:pPr>
         <w:pStyle w:val="ad"/>
-        <w:numPr>
-          <w:ilvl w:val="0"/>
-          <w:numId w:val="3"/>
-        </w:numPr>
         <w:suppressAutoHyphens w:val="0"/>
         <w:spacing w:line="360" w:lineRule="auto"/>
-        <w:ind w:leftChars="0" w:firstLineChars="0"/>
+        <w:ind w:leftChars="0" w:left="0" w:firstLineChars="0" w:firstLine="0"/>
+        <w:jc w:val="center"/>
+        <w:textDirection w:val="lrTb"/>
+        <w:textAlignment w:val="auto"/>
+        <w:outlineLvl w:val="9"/>
+        <w:rPr>
+          <w:sz w:val="28"/>
+          <w:szCs w:val="28"/>
+          <w:lang w:val="ru-RU"/>
+        </w:rPr>
+      </w:pPr>
+      <w:r>
+        <w:rPr>
+          <w:sz w:val="28"/>
+          <w:szCs w:val="28"/>
+        </w:rPr>
+        <w:t>Рисунок 1 –</w:t>
+      </w:r>
+      <w:r>
+        <w:rPr>
+          <w:sz w:val="28"/>
+          <w:szCs w:val="28"/>
+        </w:rPr>
+        <w:t xml:space="preserve"> </w:t>
+      </w:r>
+      <w:r>
+        <w:rPr>
+          <w:sz w:val="28"/>
+          <w:szCs w:val="28"/>
+          <w:lang w:val="ru-RU"/>
+        </w:rPr>
+        <w:t>Помилка конфлікту імен при повторному створенні контейнера</w:t>
+      </w:r>
+    </w:p>
+    <w:p>
+      <w:pPr>
+        <w:pStyle w:val="ad"/>
+        <w:suppressAutoHyphens w:val="0"/>
+        <w:spacing w:line="360" w:lineRule="auto"/>
+        <w:ind w:leftChars="0" w:left="0" w:firstLineChars="0" w:firstLine="709"/>
         <w:jc w:val="both"/>
         <w:textDirection w:val="lrTb"/>
         <w:textAlignment w:val="auto"/>
@@ -2224,16 +2246,39 @@
         <w:rPr>
           <w:sz w:val="28"/>
           <w:szCs w:val="28"/>
+          <w:lang w:val="ru-RU"/>
+        </w:rPr>
+      </w:pPr>
+      <w:r>
+        <w:rPr>
+          <w:sz w:val="28"/>
+          <w:szCs w:val="28"/>
+          <w:lang w:val="ru-RU"/>
+        </w:rPr>
+        <w:t>Перевірку раніше створеного контейнера виконано через графічний інтерфейс Docker Desktop. У розділі «Containers» знайдено контейнер lr9-container (ідентифікатор acdda3581131, образ lr9-website:latest) зі статусом «Running», який на момент перевірки вже працював 11 хвилин з прокинутим портом 8091:80. У вкладці «Files» переглянуто вміст файлової системи контейнера, де в директорії /var/www/html наявні файли index.html (299 байт) та style.css (346 байт), скопійовані туди на етапі побудови образу відповідно до інструкцій COPY у Dockerfile.</w:t>
+      </w:r>
+    </w:p>
+    <w:p>
+      <w:pPr>
+        <w:suppressAutoHyphens w:val="0"/>
+        <w:spacing w:line="360" w:lineRule="auto"/>
+        <w:ind w:leftChars="0" w:left="0" w:firstLineChars="0" w:hanging="2"/>
+        <w:jc w:val="center"/>
+        <w:textDirection w:val="lrTb"/>
+        <w:textAlignment w:val="auto"/>
+        <w:outlineLvl w:val="9"/>
+        <w:rPr>
+          <w:sz w:val="28"/>
+          <w:szCs w:val="28"/>
           <w:lang w:val="en-US"/>
         </w:rPr>
       </w:pPr>
       <w:r>
         <w:rPr>
           <w:noProof/>
-          <w:sz w:val="28"/>
-          <w:szCs w:val="28"/>
           <w:lang w:val="ru-RU"/>
         </w:rPr>
+        <w:lastRenderedPageBreak/>
         <w:drawing>
           <wp:inline distT="0" distB="0" distL="0" distR="0" wp14:anchorId="4EA43CED" wp14:editId="7276EB4C">
             <wp:extent cx="6299835" cy="3338830"/>
@@ -2273,10 +2318,57 @@
     </w:p>
     <w:p>
       <w:pPr>
+        <w:suppressAutoHyphens w:val="0"/>
+        <w:spacing w:line="360" w:lineRule="auto"/>
+        <w:ind w:leftChars="0" w:left="0" w:firstLineChars="0" w:hanging="2"/>
+        <w:jc w:val="center"/>
+        <w:textDirection w:val="lrTb"/>
+        <w:textAlignment w:val="auto"/>
+        <w:outlineLvl w:val="9"/>
+        <w:rPr>
+          <w:sz w:val="28"/>
+          <w:szCs w:val="28"/>
+          <w:lang w:val="ru-RU"/>
+        </w:rPr>
+      </w:pPr>
+      <w:r>
+        <w:rPr>
+          <w:sz w:val="28"/>
+          <w:szCs w:val="28"/>
+        </w:rPr>
+        <w:t xml:space="preserve">Рисунок </w:t>
+      </w:r>
+      <w:r>
+        <w:rPr>
+          <w:sz w:val="28"/>
+          <w:szCs w:val="28"/>
+        </w:rPr>
+        <w:t>2</w:t>
+      </w:r>
+      <w:r>
+        <w:rPr>
+          <w:sz w:val="28"/>
+          <w:szCs w:val="28"/>
+        </w:rPr>
+        <w:t xml:space="preserve"> –</w:t>
+      </w:r>
+      <w:r>
+        <w:t xml:space="preserve"> </w:t>
+      </w:r>
+      <w:r>
+        <w:rPr>
+          <w:sz w:val="28"/>
+          <w:szCs w:val="28"/>
+        </w:rPr>
+        <w:t>Перегляд працюючого контейнера у Docker Desktop</w:t>
+      </w:r>
+    </w:p>
+    <w:p>
+      <w:pPr>
         <w:pStyle w:val="ad"/>
         <w:suppressAutoHyphens w:val="0"/>
         <w:spacing w:line="360" w:lineRule="auto"/>
-        <w:ind w:leftChars="0" w:left="1069" w:firstLineChars="0" w:firstLine="0"/>
+        <w:ind w:leftChars="0" w:left="0" w:firstLineChars="0" w:firstLine="709"/>
         <w:jc w:val="both"/>
         <w:textDirection w:val="lrTb"/>
         <w:textAlignment w:val="auto"/>
@@ -2284,17 +2376,25 @@
         <w:rPr>
           <w:sz w:val="28"/>
           <w:szCs w:val="28"/>
-          <w:lang w:val="en-US"/>
-        </w:rPr>
-      </w:pPr>
+          <w:lang w:val="ru-RU"/>
+        </w:rPr>
+      </w:pPr>
+      <w:r>
+        <w:rPr>
+          <w:sz w:val="28"/>
+          <w:szCs w:val="28"/>
+          <w:lang w:val="ru-RU"/>
+        </w:rPr>
+        <w:t>Доступність розгорнутого вебсайту з фізичного середовища перевірено відкриттям у браузері адреси http://localhost:8091, на прокинутий порт якої контейнер перенаправляє звернення до порту 80 всередині себе. У браузері успішно відображено сторінку із заголовком «LR 9 - Nasya» та підписом «Docker-контейнер, вебсервер Apache2», що підтверджує коректну роботу вебсервера Apache2 усередині контейнера, побудованого на створеному образі.</w:t>
+      </w:r>
     </w:p>
     <w:p>
       <w:pPr>
         <w:pStyle w:val="ad"/>
         <w:suppressAutoHyphens w:val="0"/>
         <w:spacing w:line="360" w:lineRule="auto"/>
-        <w:ind w:leftChars="0" w:left="1069" w:firstLineChars="0" w:firstLine="0"/>
-        <w:jc w:val="both"/>
+        <w:ind w:leftChars="0" w:left="0" w:firstLineChars="0" w:firstLine="0"/>
+        <w:jc w:val="center"/>
         <w:textDirection w:val="lrTb"/>
         <w:textAlignment w:val="auto"/>
         <w:outlineLvl w:val="9"/>
@@ -2311,11 +2411,10 @@
           <w:szCs w:val="28"/>
           <w:lang w:val="ru-RU"/>
         </w:rPr>
-        <w:lastRenderedPageBreak/>
         <w:drawing>
-          <wp:inline distT="0" distB="0" distL="0" distR="0" wp14:anchorId="56F5832C" wp14:editId="7DF358D8">
-            <wp:extent cx="6299835" cy="2632710"/>
-            <wp:effectExtent l="0" t="0" r="5715" b="0"/>
+          <wp:inline distT="0" distB="0" distL="0" distR="0" wp14:anchorId="56F5832C" wp14:editId="5BEB5639">
+            <wp:extent cx="4820659" cy="2014560"/>
+            <wp:effectExtent l="0" t="0" r="0" b="5080"/>
             <wp:docPr id="3" name="Рисунок 3"/>
             <wp:cNvGraphicFramePr>
               <a:graphicFrameLocks xmlns:a="http://schemas.openxmlformats.org/drawingml/2006/main" noChangeAspect="1"/>
@@ -2336,7 +2435,7 @@
                   <pic:spPr>
                     <a:xfrm>
                       <a:off x="0" y="0"/>
-                      <a:ext cx="6299835" cy="2632710"/>
+                      <a:ext cx="4850405" cy="2026991"/>
                     </a:xfrm>
                     <a:prstGeom prst="rect">
                       <a:avLst/>
@@ -2363,27 +2462,26 @@
           <w:szCs w:val="28"/>
         </w:rPr>
       </w:pPr>
-    </w:p>
-    <w:p>
-      <w:pPr>
-        <w:suppressAutoHyphens w:val="0"/>
-        <w:spacing w:line="360" w:lineRule="auto"/>
-        <w:ind w:leftChars="0" w:left="0" w:firstLineChars="0" w:firstLine="0"/>
-        <w:jc w:val="center"/>
-        <w:textDirection w:val="lrTb"/>
-        <w:textAlignment w:val="auto"/>
-        <w:outlineLvl w:val="9"/>
-        <w:rPr>
-          <w:sz w:val="28"/>
-          <w:szCs w:val="28"/>
-        </w:rPr>
-      </w:pPr>
-      <w:r>
-        <w:rPr>
-          <w:sz w:val="28"/>
-          <w:szCs w:val="28"/>
-        </w:rPr>
-        <w:t>Рисунок 1 –</w:t>
+      <w:r>
+        <w:rPr>
+          <w:sz w:val="28"/>
+          <w:szCs w:val="28"/>
+        </w:rPr>
+        <w:t xml:space="preserve">Рисунок </w:t>
+      </w:r>
+      <w:r>
+        <w:rPr>
+          <w:sz w:val="28"/>
+          <w:szCs w:val="28"/>
+        </w:rPr>
+        <w:t>3</w:t>
+      </w:r>
+      <w:r>
+        <w:rPr>
+          <w:sz w:val="28"/>
+          <w:szCs w:val="28"/>
+        </w:rPr>
+        <w:t xml:space="preserve"> –</w:t>
       </w:r>
       <w:r>
         <w:rPr>
@@ -2399,43 +2497,6 @@
         </w:rPr>
         <w:t>Результат тестування</w:t>
       </w:r>
-    </w:p>
-    <w:p>
-      <w:pPr>
-        <w:suppressAutoHyphens w:val="0"/>
-        <w:spacing w:line="360" w:lineRule="auto"/>
-        <w:ind w:leftChars="0" w:left="0" w:firstLineChars="0" w:firstLine="709"/>
-        <w:jc w:val="both"/>
-        <w:textDirection w:val="lrTb"/>
-        <w:textAlignment w:val="auto"/>
-        <w:outlineLvl w:val="9"/>
-        <w:rPr>
-          <w:sz w:val="28"/>
-          <w:szCs w:val="28"/>
-        </w:rPr>
-      </w:pPr>
-      <w:r>
-        <w:rPr>
-          <w:sz w:val="28"/>
-          <w:szCs w:val="28"/>
-        </w:rPr>
-        <w:t>Таблиця 1 – Параметри опису usecase</w:t>
-      </w:r>
-    </w:p>
-    <w:p>
-      <w:pPr>
-        <w:suppressAutoHyphens w:val="0"/>
-        <w:spacing w:line="360" w:lineRule="auto"/>
-        <w:ind w:leftChars="0" w:left="0" w:firstLineChars="0" w:firstLine="709"/>
-        <w:jc w:val="both"/>
-        <w:textDirection w:val="lrTb"/>
-        <w:textAlignment w:val="auto"/>
-        <w:outlineLvl w:val="9"/>
-        <w:rPr>
-          <w:sz w:val="28"/>
-          <w:szCs w:val="28"/>
-        </w:rPr>
-      </w:pPr>
     </w:p>
     <w:p>
       <w:pPr>
@@ -2501,6 +2562,14 @@
           <w:szCs w:val="28"/>
         </w:rPr>
       </w:pPr>
+      <w:r>
+        <w:rPr>
+          <w:sz w:val="28"/>
+          <w:szCs w:val="28"/>
+        </w:rPr>
+        <w:lastRenderedPageBreak/>
+        <w:t>Контейнер Docker використовує спільне ядро операційної системи хоста та ізолює лише простір процесів, файлову систему й мережу застосунку, тоді як VirtualBox чи Hyper-V створюють повноцінну віртуальну машину з віртуалізованим апаратним забезпеченням та власним ядром гостьової ОС. Завдяки цьому контейнери значно легші за розміром, швидше запускаються та потребують менше ресурсів, хоча й забезпечують слабшу ізоляцію порівняно з повноцінною віртуалізацією.</w:t>
+      </w:r>
     </w:p>
     <w:p>
       <w:pPr>
@@ -2542,6 +2611,13 @@
           <w:szCs w:val="28"/>
         </w:rPr>
       </w:pPr>
+      <w:r>
+        <w:rPr>
+          <w:sz w:val="28"/>
+          <w:szCs w:val="28"/>
+        </w:rPr>
+        <w:t>Готові образи завантажуються з публічного реєстру Docker Hub автоматично при виконанні команд docker pull або docker run за назвою образу. Крім того, образи можна отримати з приватних реєстрів організації або, як показано в цій роботі, побудувати самостійно на основі власного файлу Dockerfile командою docker build.</w:t>
+      </w:r>
     </w:p>
     <w:p>
       <w:pPr>
@@ -2583,6 +2659,41 @@
           <w:szCs w:val="28"/>
         </w:rPr>
       </w:pPr>
+      <w:r>
+        <w:rPr>
+          <w:sz w:val="28"/>
+          <w:szCs w:val="28"/>
+        </w:rPr>
+        <w:t>Доступ до директорії контейнера з боку хоста забезпечується монтуванням тому (volume) або прив</w:t>
+      </w:r>
+      <w:r>
+        <w:rPr>
+          <w:sz w:val="28"/>
+          <w:szCs w:val="28"/>
+        </w:rPr>
+        <w:t>’</w:t>
+      </w:r>
+      <w:r>
+        <w:rPr>
+          <w:sz w:val="28"/>
+          <w:szCs w:val="28"/>
+        </w:rPr>
+        <w:t xml:space="preserve">язкою директорії (bind mount) через параметр -v чи --mount під час запуску контейнера. Також вміст файлової системи контейнера можна переглянути без монтування </w:t>
+      </w:r>
+      <w:r>
+        <w:rPr>
+          <w:sz w:val="28"/>
+          <w:szCs w:val="28"/>
+        </w:rPr>
+        <w:t>–</w:t>
+      </w:r>
+      <w:r>
+        <w:rPr>
+          <w:sz w:val="28"/>
+          <w:szCs w:val="28"/>
+        </w:rPr>
+        <w:t xml:space="preserve"> наприклад, через вкладку «Files» у Docker Desktop, як це продемонстровано в цій роботі, або командою docker exec -it &lt;container&gt; bash для інтерактивного доступу зсередини.</w:t>
+      </w:r>
     </w:p>
     <w:p>
       <w:pPr>
@@ -2624,6 +2735,13 @@
           <w:szCs w:val="28"/>
         </w:rPr>
       </w:pPr>
+      <w:r>
+        <w:rPr>
+          <w:sz w:val="28"/>
+          <w:szCs w:val="28"/>
+        </w:rPr>
+        <w:t>У роботі використано команди побудови образу docker build -t lr9-website ., створення та запуску контейнера docker run -d --name lr9-container -p 8091:80 lr9-website, а також засоби графічного інтерфейсу Docker Desktop для перегляду стану контейнера та вмісту його файлової системи.</w:t>
+      </w:r>
     </w:p>
     <w:p>
       <w:pPr>
@@ -2665,6 +2783,21 @@
           <w:szCs w:val="28"/>
         </w:rPr>
       </w:pPr>
+      <w:r>
+        <w:rPr>
+          <w:sz w:val="28"/>
+          <w:szCs w:val="28"/>
+        </w:rPr>
+        <w:t xml:space="preserve">До основних інструкцій Dockerfile належать: FROM (вказує базовий образ), ENV (встановлює змінні середовища), RUN (виконує команди під час побудови образу, наприклад встановлення пакетів), COPY/ADD (копіюють файли з хоста в </w:t>
+      </w:r>
+      <w:r>
+        <w:rPr>
+          <w:sz w:val="28"/>
+          <w:szCs w:val="28"/>
+        </w:rPr>
+        <w:lastRenderedPageBreak/>
+        <w:t>образ), EXPOSE (декларує порт, який використовує застосунок у контейнері), WORKDIR (задає робочу директорію) та CMD/ENTRYPOINT (визначають команду, яка виконується під час запуску контейнера).</w:t>
+      </w:r>
     </w:p>
     <w:p>
       <w:pPr>
@@ -2706,6 +2839,13 @@
           <w:szCs w:val="28"/>
         </w:rPr>
       </w:pPr>
+      <w:r>
+        <w:rPr>
+          <w:sz w:val="28"/>
+          <w:szCs w:val="28"/>
+        </w:rPr>
+        <w:t>Спочатку на основі Dockerfile будується образ командою docker build -t &lt;назва_образу&gt; &lt;шлях_до_контексту&gt;, після чого на базі цього образу створюється та запускається контейнер командою docker run -d --name &lt;назва_контейнера&gt; -p &lt;хост_порт&gt;:&lt;порт_контейнера&gt; &lt;назва_образу&gt;, як це виконано в цій роботі для образу lr9-website.</w:t>
+      </w:r>
     </w:p>
     <w:p>
       <w:pPr>
@@ -2732,7 +2872,6 @@
           <w:sz w:val="28"/>
           <w:szCs w:val="28"/>
         </w:rPr>
-        <w:lastRenderedPageBreak/>
         <w:t>Чи можна власному контейнеру побудованому на власному образі дати доступ до локальної мережі?</w:t>
       </w:r>
     </w:p>
@@ -2748,6 +2887,34 @@
           <w:szCs w:val="28"/>
         </w:rPr>
       </w:pPr>
+      <w:r>
+        <w:rPr>
+          <w:sz w:val="28"/>
+          <w:szCs w:val="28"/>
+        </w:rPr>
+        <w:t>Ц</w:t>
+      </w:r>
+      <w:r>
+        <w:rPr>
+          <w:sz w:val="28"/>
+          <w:szCs w:val="28"/>
+        </w:rPr>
+        <w:t xml:space="preserve">е реалізується так само, як і для контейнерів на базі готових образів </w:t>
+      </w:r>
+      <w:r>
+        <w:rPr>
+          <w:sz w:val="28"/>
+          <w:szCs w:val="28"/>
+        </w:rPr>
+        <w:t>–</w:t>
+      </w:r>
+      <w:r>
+        <w:rPr>
+          <w:sz w:val="28"/>
+          <w:szCs w:val="28"/>
+        </w:rPr>
+        <w:t xml:space="preserve"> через публікацію (проброс) порту контейнера на порт хост-машини параметром -p. У такому разі вебсайт усередині контейнера стає доступним не лише через localhost хоста, а й з інших пристроїв локальної мережі за IP-адресою цього хоста та вказаним портом.</w:t>
+      </w:r>
     </w:p>
     <w:p>
       <w:pPr>
@@ -2777,91 +2944,17 @@
           <w:sz w:val="28"/>
           <w:szCs w:val="28"/>
         </w:rPr>
-        <w:t>Під час виконання лабораторної роботи №</w:t>
-      </w:r>
-      <w:r>
-        <w:rPr>
-          <w:sz w:val="28"/>
-          <w:szCs w:val="28"/>
-        </w:rPr>
-        <w:t>9</w:t>
-      </w:r>
-      <w:r>
-        <w:rPr>
-          <w:sz w:val="28"/>
-          <w:szCs w:val="28"/>
-        </w:rPr>
-        <w:t xml:space="preserve"> </w:t>
-      </w:r>
-      <w:r>
-        <w:rPr>
-          <w:sz w:val="28"/>
-          <w:szCs w:val="28"/>
-        </w:rPr>
-        <w:t>набуто</w:t>
-      </w:r>
-      <w:r>
-        <w:rPr>
-          <w:sz w:val="28"/>
-          <w:szCs w:val="28"/>
-        </w:rPr>
-        <w:t xml:space="preserve"> навички роботи </w:t>
-      </w:r>
-      <w:r>
-        <w:rPr>
-          <w:color w:val="FF0000"/>
-          <w:sz w:val="28"/>
-          <w:szCs w:val="28"/>
-        </w:rPr>
-        <w:t>з інструментом для тестування Selenium Webdriver API</w:t>
-      </w:r>
-      <w:r>
-        <w:rPr>
-          <w:sz w:val="28"/>
-          <w:szCs w:val="28"/>
-        </w:rPr>
-        <w:t>.</w:t>
-      </w:r>
-      <w:r>
-        <w:rPr>
-          <w:sz w:val="28"/>
-          <w:szCs w:val="28"/>
-        </w:rPr>
-        <w:t xml:space="preserve"> </w:t>
-      </w:r>
-      <w:r>
-        <w:rPr>
-          <w:sz w:val="28"/>
-          <w:szCs w:val="28"/>
-        </w:rPr>
-        <w:t>Завдяки використанню набутих навичок виконано завдання з лабораторної роботи. Звіт оформлено згідно ДСТУ.</w:t>
-      </w:r>
-    </w:p>
-    <w:p>
-      <w:pPr>
-        <w:spacing w:line="360" w:lineRule="auto"/>
-        <w:ind w:leftChars="0" w:left="0" w:firstLineChars="251" w:firstLine="703"/>
-        <w:contextualSpacing/>
-        <w:jc w:val="both"/>
-        <w:outlineLvl w:val="9"/>
-        <w:rPr>
-          <w:sz w:val="28"/>
-          <w:szCs w:val="28"/>
-        </w:rPr>
-      </w:pPr>
-    </w:p>
-    <w:p>
-      <w:pPr>
-        <w:spacing w:line="360" w:lineRule="auto"/>
-        <w:ind w:leftChars="0" w:left="0" w:firstLineChars="251" w:firstLine="703"/>
-        <w:contextualSpacing/>
-        <w:jc w:val="both"/>
-        <w:outlineLvl w:val="9"/>
-        <w:rPr>
-          <w:sz w:val="28"/>
-          <w:szCs w:val="28"/>
-        </w:rPr>
-      </w:pPr>
+        <w:t xml:space="preserve">Під час виконання лабораторної роботи №9 набуто практичних навичок створення власного образу Docker. Підготовлено файл Dockerfile, що описує базовий образ Ubuntu 22.04, автоматичне встановлення та налаштування вебсервера Apache2, копіювання файлів сайту та запуск сервера в режимі переднього плану. На основі цього файлу побудовано образ lr9-website та створено контейнер на його базі. У процесі роботи виникла й була успішно опрацьована помилка конфлікту імен контейнера, а </w:t>
+      </w:r>
+      <w:bookmarkStart w:id="0" w:name="_GoBack"/>
+      <w:bookmarkEnd w:id="0"/>
+      <w:r>
+        <w:rPr>
+          <w:sz w:val="28"/>
+          <w:szCs w:val="28"/>
+        </w:rPr>
+        <w:t>через графічний інтерфейс Docker Desktop підтверджено коректність роботи вже запущеного контейнера та відповідність вмісту його файлової системи інструкціям Dockerfile. Доступність розгорнутого вебсайту підтверджено відкриттям сторінки за адресою http://localhost:8091 на фізичній машині. Звіт оформлено згідно з чинними вимогами ДСТУ.</w:t>
+      </w:r>
     </w:p>
     <w:sectPr>
       <w:footerReference w:type="even" r:id="rId12"/>
@@ -4563,7 +4656,7 @@
 </file>
 
 <file path=customXml/itemProps2.xml><?xml version="1.0" encoding="utf-8"?>
-<ds:datastoreItem xmlns:ds="http://schemas.openxmlformats.org/officeDocument/2006/customXml" ds:itemID="{77F170DF-641A-486A-8934-BCF2A3908EED}">
+<ds:datastoreItem xmlns:ds="http://schemas.openxmlformats.org/officeDocument/2006/customXml" ds:itemID="{92967361-CC5C-48F9-84DA-4CFA919A8678}">
   <ds:schemaRefs>
     <ds:schemaRef ds:uri="http://schemas.openxmlformats.org/officeDocument/2006/bibliography"/>
   </ds:schemaRefs>

--- a/Адміністрування обчислювальних комплексів Зроблені ЛР/Лабораторна робота 9 - Матакова А.В. - 409а - Адміністрування обчислювальних комплексів.docx
+++ b/Адміністрування обчислювальних комплексів Зроблені ЛР/Лабораторна робота 9 - Матакова А.В. - 409а - Адміністрування обчислювальних комплексів.docx
@@ -1511,7 +1511,7 @@
           <w:sz w:val="28"/>
           <w:szCs w:val="28"/>
         </w:rPr>
-        <w:t>Для виконання роботи підготовлено файл Dockerfile, у якому як базовий образ обрано ubuntu:22.04. Для уникнення інтерактивних запитів під час автоматичного встановлення пакетів встановлено змінну середовища DEBIAN_FRONTEND=noninteractive. У розділі RUN описано оновлення переліку пакетів та встановлення вебсервера Apache2 з подальшим очищенням кешу apt, що зменшує розмір результуючого образу. Далі командами COPY файли сайту index.html та style.css з локальної теки site скопійовано у робочу директорію Apache2 (/var/www/html/). Директивою EXPOSE 80 задекларовано порт, який контейнер використовуватиме для вебсервера, а командою CMD ["apachectl", "-D", "FOREGROUND"] визначено запуск Apache2 у режимі переднього плану, необхідному для того, щоб контейнер не завершував роботу одразу після старту.</w:t>
+        <w:t>Для виконання роботи підготовлено файл Dockerfile, у якому як базовий образ обрано ubuntu:22.04. Змінна середовища DEBIAN_FRONTEND = noninteractive вимикає інтерактивні запити під час автоматичного встановлення пакетів. У розділі RUN описано оновлення переліку пакетів, встановлення вебсервера Apache2 та очищення кешу apt для зменшення розміру образу. Інструкціями COPY файли сайту index.html та style.css з локальної теки site скопійовано в робочу директорію Apache2 (/var/www/html/). Директива EXPOSE 80 декларує порт вебсервера, а CMD ["apachectl", "-D", "FOREGROUND"] запускає Apache2 у режимі переднього плану, щоб контейнер не завершував роботу одразу після старту.</w:t>
       </w:r>
     </w:p>
     <w:p>
@@ -1717,7 +1717,6 @@
         <w:rPr>
           <w:szCs w:val="28"/>
         </w:rPr>
-        <w:lastRenderedPageBreak/>
         <w:t># Копіювання файлів сайту у робочу директорію Apache2</w:t>
       </w:r>
     </w:p>
@@ -1738,6 +1737,7 @@
         <w:rPr>
           <w:szCs w:val="28"/>
         </w:rPr>
+        <w:lastRenderedPageBreak/>
         <w:t>COPY site/index.html /var/www/html/index.html</w:t>
       </w:r>
     </w:p>
@@ -1778,7 +1778,13 @@
         <w:rPr>
           <w:szCs w:val="28"/>
         </w:rPr>
-        <w:t># Відкриває" порт вебсервера</w:t>
+        <w:t># Відкриває</w:t>
+      </w:r>
+      <w:r>
+        <w:rPr>
+          <w:szCs w:val="28"/>
+        </w:rPr>
+        <w:t xml:space="preserve"> порт вебсервера</w:t>
       </w:r>
     </w:p>
     <w:p>
@@ -2944,17 +2950,10 @@
           <w:sz w:val="28"/>
           <w:szCs w:val="28"/>
         </w:rPr>
-        <w:t xml:space="preserve">Під час виконання лабораторної роботи №9 набуто практичних навичок створення власного образу Docker. Підготовлено файл Dockerfile, що описує базовий образ Ubuntu 22.04, автоматичне встановлення та налаштування вебсервера Apache2, копіювання файлів сайту та запуск сервера в режимі переднього плану. На основі цього файлу побудовано образ lr9-website та створено контейнер на його базі. У процесі роботи виникла й була успішно опрацьована помилка конфлікту імен контейнера, а </w:t>
+        <w:t>Під час виконання лабораторної роботи №9 набуто практичних навичок створення власного образу Docker. Підготовлено Dockerfile з базовим образом ubuntu:22.04, у розділі RUN якого автоматично встановлюється вебсервер Apache2, а файли сайту копіюються в його робочу директорію. На основі Dockerfile побудовано образ lr9-website та створено контейнер lr9-container з перенаправленням порту 8091:80. Доступність вебсайту з фізичного середовища підтверджено за адресою http://localhost:8091. Звіт оформлено згідно з чинними вимогами ДСТУ.</w:t>
       </w:r>
       <w:bookmarkStart w:id="0" w:name="_GoBack"/>
       <w:bookmarkEnd w:id="0"/>
-      <w:r>
-        <w:rPr>
-          <w:sz w:val="28"/>
-          <w:szCs w:val="28"/>
-        </w:rPr>
-        <w:t>через графічний інтерфейс Docker Desktop підтверджено коректність роботи вже запущеного контейнера та відповідність вмісту його файлової системи інструкціям Dockerfile. Доступність розгорнутого вебсайту підтверджено відкриттям сторінки за адресою http://localhost:8091 на фізичній машині. Звіт оформлено згідно з чинними вимогами ДСТУ.</w:t>
-      </w:r>
     </w:p>
     <w:sectPr>
       <w:footerReference w:type="even" r:id="rId12"/>
@@ -4656,7 +4655,7 @@
 </file>
 
 <file path=customXml/itemProps2.xml><?xml version="1.0" encoding="utf-8"?>
-<ds:datastoreItem xmlns:ds="http://schemas.openxmlformats.org/officeDocument/2006/customXml" ds:itemID="{92967361-CC5C-48F9-84DA-4CFA919A8678}">
+<ds:datastoreItem xmlns:ds="http://schemas.openxmlformats.org/officeDocument/2006/customXml" ds:itemID="{63C23659-98F1-41CF-A3CC-A82567ED279F}">
   <ds:schemaRefs>
     <ds:schemaRef ds:uri="http://schemas.openxmlformats.org/officeDocument/2006/bibliography"/>
   </ds:schemaRefs>
